--- a/docs/legal/docx/10-driver-offer.docx
+++ b/docs/legal/docx/10-driver-offer.docx
@@ -30,7 +30,7 @@
         <w:t>Редакция:</w:t>
       </w:r>
       <w:r>
-        <w:t xml:space="preserve"> 1.0 от 31 июля 2026 года</w:t>
+        <w:t xml:space="preserve"> 2.0 от 6 августа 2026 года</w:t>
       </w:r>
     </w:p>
     <w:p>
@@ -41,7 +41,7 @@
         <w:t>Статус:</w:t>
       </w:r>
       <w:r>
-        <w:t xml:space="preserve"> Публичная оферта; требует проверки модели занятости</w:t>
+        <w:t xml:space="preserve"> Публичная оферта</w:t>
       </w:r>
     </w:p>
     <w:p>
@@ -52,29 +52,29 @@
         <w:t>Оператор:</w:t>
       </w:r>
       <w:r>
-        <w:t xml:space="preserve"> Абдулкадыров Дук-Ваха Магомедович, адрес: ул. Т. Л. Алиева, 69 [УКАЗАТЬ ИНДЕКС, НАСЕЛЁННЫЙ ПУНКТ, РЕГИОН], email: studiacatalog@outlook.com</w:t>
+        <w:t xml:space="preserve"> Абдулкадыров Дук-Ваха Магомедович, плательщик НПД, ИНН 200600136496, дата постановки на учёт 05.08.2026</w:t>
       </w:r>
     </w:p>
     <w:p>
-      <w:pPr>
-        <w:spacing w:before="120" w:after="160"/>
-        <w:ind w:left="255" w:right="113"/>
-      </w:pPr>
       <w:r>
         <w:rPr>
-          <w:color w:val="8B5500"/>
+          <w:b/>
         </w:rPr>
-        <w:t xml:space="preserve">Рабочий проект. До публикации необходимо удалить все метки </w:t>
+        <w:t>Адрес:</w:t>
       </w:r>
       <w:r>
+        <w:t xml:space="preserve"> Чеченская Республика, Курчалоевский район, село Цоци-Юрт, улица Т. Л. Алиева, дом 69</w:t>
+      </w:r>
+    </w:p>
+    <w:p>
+      <w:r>
         <w:rPr>
-          <w:rFonts w:ascii="Courier New" w:hAnsi="Courier New"/>
-          <w:sz w:val="18"/>
+          <w:b/>
         </w:rPr>
-        <w:t>[ЗАПОЛНИТЬ]</w:t>
+        <w:t>Контакты:</w:t>
       </w:r>
       <w:r>
-        <w:t>, подтвердить российскую инфраструктуру и получить проверку российского юриста.</w:t>
+        <w:t xml:space="preserve"> support@wayyaam.ru; вопросы персональных данных: privacy@wayyaam.ru; +7 928 886-54-70</w:t>
       </w:r>
     </w:p>
     <w:p>
@@ -82,22 +82,22 @@
         <w:pStyle w:val="Heading1"/>
       </w:pPr>
       <w:r>
-        <w:t>1. Модель и акцепт</w:t>
+        <w:t>1. Предмет и статус сторон</w:t>
       </w:r>
     </w:p>
     <w:p>
       <w:r>
-        <w:t xml:space="preserve">Водитель принимает отдельным действием условия выполнения доставок через WayYaam. Статус исполнителя (самозанятый, ИП, работник или иной): </w:t>
+        <w:t>1.1. Оператор предоставляет водителю доступ к WayYaam для просмотра и принятия заявок на доставку, навигации, связи с участниками, фиксации статусов и расчёта комиссии.</w:t>
       </w:r>
+    </w:p>
+    <w:p>
       <w:r>
-        <w:rPr>
-          <w:rFonts w:ascii="Courier New" w:hAnsi="Courier New"/>
-          <w:sz w:val="18"/>
-        </w:rPr>
-        <w:t>[ЗАПОЛНИТЬ]</w:t>
+        <w:t>1.2. Водитель самостоятельно решает, когда выходить онлайн и какие заявки принимать. Договор не устанавливает должность, рабочее время, заработную плату, отпуск или подчинение внутреннему распорядку и не является трудовым договором.</w:t>
       </w:r>
+    </w:p>
+    <w:p>
       <w:r>
-        <w:t>. Оферта не должна маскировать трудовые отношения; график, контроль, риски и выплаты проверяются юристом.</w:t>
+        <w:t>1.3. Если водитель является штатным или оплачиваемым курьером ресторана, его отношения с рестораном регулируются отдельно, а комиссию WayYaam за доставку платит ресторан. Настоящая оферта применяется к такому курьеру в части аккаунта, доставки, безопасности и доступных функций.</w:t>
       </w:r>
     </w:p>
     <w:p>
@@ -105,12 +105,27 @@
         <w:pStyle w:val="Heading1"/>
       </w:pPr>
       <w:r>
-        <w:t>2. Заявки и исполнение</w:t>
+        <w:t>2. Акцепт и профиль</w:t>
       </w:r>
     </w:p>
     <w:p>
       <w:r>
-        <w:t>Водитель видит доступную/назначенную доставку, принимает её, забирает заказ по QR/коду, безопасно доставляет и фиксирует статусы. Телефон и адрес клиента используются только для доставки. Запрещены копирование, реклама, общение после доставки без основания и передача заказа/аккаунта другому лицу.</w:t>
+        <w:t>2.1. Водителем может быть дееспособное лицо от 18 лет. Оферта принимается отдельным действием; фиксируются редакция, дата, время и техническое доказательство акцепта.</w:t>
+      </w:r>
+    </w:p>
+    <w:p>
+      <w:r>
+        <w:t>2.2. Для профиля предоставляются ФИО, телефон, фотография, способ доставки, а для транспорта - марка, модель и государственный номер при наличии.</w:t>
+      </w:r>
+    </w:p>
+    <w:p>
+      <w:r>
+        <w:t>2.3. Управляя автомобилем или мототранспортом, водитель подтверждает наличие действующего права управления, законного основания использования транспорта, обязательной страховки и исправного состояния. Копии документов не собираются по общему правилу, но подтверждение может быть запрошено при жалобе или проверке.</w:t>
+      </w:r>
+    </w:p>
+    <w:p>
+      <w:r>
+        <w:t>2.4. Допустима доставка пешком, на велосипеде, мотоцикле, автомобиле или другим не запрещённым способом при соблюдении применимых правил.</w:t>
       </w:r>
     </w:p>
     <w:p>
@@ -118,22 +133,27 @@
         <w:pStyle w:val="Heading1"/>
       </w:pPr>
       <w:r>
-        <w:t>3. Геолокация</w:t>
+        <w:t>3. Выполнение доставки</w:t>
       </w:r>
     </w:p>
     <w:p>
       <w:r>
-        <w:t xml:space="preserve">Точная геолокация включается только при online-режиме и/или активной доставке, используется для назначения, маршрута и показа участникам заказа. Интерфейс отображает сбор; выход offline прекращает его. Срок детальной истории: </w:t>
+        <w:t>3.1. До принятия водитель видит ресторан, район/маршрут, стоимость доставки, порядок расчёта и достаточные сведения для оценки заявки без преждевременного раскрытия лишних данных клиента.</w:t>
       </w:r>
+    </w:p>
+    <w:p>
       <w:r>
-        <w:rPr>
-          <w:rFonts w:ascii="Courier New" w:hAnsi="Courier New"/>
-          <w:sz w:val="18"/>
-        </w:rPr>
-        <w:t>[ЗАПОЛНИТЬ]</w:t>
+        <w:t>3.2. Приняв заявку, водитель обязан своевременно прибыть, получить соответствующий заказ, проверить внешнюю комплектность, бережно перевезти его, связаться с клиентом только при необходимости и отметить фактические статусы.</w:t>
       </w:r>
+    </w:p>
+    <w:p>
       <w:r>
-        <w:t>. Скрытое наблюдение вне работы запрещено.</w:t>
+        <w:t>3.3. После принятия отказ допускается при аварии, неисправности, угрозе безопасности, ухудшении здоровья, ошибке заказа или иной уважительной причине. Причина сообщается через систему или поддержку.</w:t>
+      </w:r>
+    </w:p>
+    <w:p>
+      <w:r>
+        <w:t>3.4. Передавать аккаунт, заказ или сведения клиента другому лицу без согласованного переназначения запрещено.</w:t>
       </w:r>
     </w:p>
     <w:p>
@@ -141,12 +161,27 @@
         <w:pStyle w:val="Heading1"/>
       </w:pPr>
       <w:r>
-        <w:t>4. Автомобиль, безопасность, персональные данные</w:t>
+        <w:t>4. Стоимость и расчёты</w:t>
       </w:r>
     </w:p>
     <w:p>
       <w:r>
-        <w:t>Водитель обеспечивает законное управление автомобилем, исправность, соблюдение ПДД и сохранность заказа. Он даёт отдельное согласие на ФИО, контакты, фото, автомобиль/госномер, геолокацию, историю и выплатные реквизиты. Инцидент с данными/устройством сообщается немедленно, не позднее 2 часов.</w:t>
+        <w:t>4.1. Стоимость доставки показывается клиенту и водителю до подтверждения. Водитель не вправе требовать скрытую доплату или завышать цену без изменения, зарегистрированного и подтверждённого на платформе.</w:t>
+      </w:r>
+    </w:p>
+    <w:p>
+      <w:r>
+        <w:t>4.2. При наличной модели самостоятельный водитель перед получением заказа оплачивает ресторану стоимость блюд, затем получает от клиента стоимость блюд и доставки. Передача денег фиксируется в системе или иным доказуемым способом.</w:t>
+      </w:r>
+    </w:p>
+    <w:p>
+      <w:r>
+        <w:t>4.3. При прямой оплате клиентом ресторану водитель получает только стоимость доставки, если интерфейс не показывает иной законный порядок.</w:t>
+      </w:r>
+    </w:p>
+    <w:p>
+      <w:r>
+        <w:t>4.4. При бесплатной доставке ресторана клиент не платит за доставку; внутренние расчёты производятся по применимой модели курьера.</w:t>
       </w:r>
     </w:p>
     <w:p>
@@ -154,22 +189,32 @@
         <w:pStyle w:val="Heading1"/>
       </w:pPr>
       <w:r>
-        <w:t>5. Вознаграждение</w:t>
+        <w:t>5. Комиссия WayYaam</w:t>
       </w:r>
     </w:p>
     <w:p>
       <w:r>
-        <w:t xml:space="preserve">Тариф, комиссия, сроки, налоги, долг/удержания и спор по сумме: </w:t>
+        <w:t>5.1. Самостоятельный водитель уплачивает Оператору 30 рублей за каждую завершённую доставку. За доставку штатного/оплачиваемого рестораном курьера комиссию уплачивает ресторан.</w:t>
       </w:r>
+    </w:p>
+    <w:p>
       <w:r>
-        <w:rPr>
-          <w:rFonts w:ascii="Courier New" w:hAnsi="Courier New"/>
-          <w:sz w:val="18"/>
-        </w:rPr>
-        <w:t>[ЗАПОЛНИТЬ В ПРИЛОЖЕНИИ]</w:t>
+        <w:t>5.2. Начисления подводятся еженедельно и оплачиваются наличными каждый понедельник за предыдущий период либо досрочно при достижении лимита. При получении денег Оператор выдаёт чек НПД.</w:t>
       </w:r>
+    </w:p>
+    <w:p>
       <w:r>
-        <w:t>. Односторонние произвольные удержания не допускаются. До принятия заявки показывается доступная информация о вознаграждении.</w:t>
+        <w:t>5.3. При задолженности 4 000 рублей показывается предупреждение. При достижении 5 000 рублей начинается 24-часовой срок погашения. По истечении срока без оплаты доступ к новым доставкам блокируется до расчёта. Проценты и пени не начисляются.</w:t>
+      </w:r>
+    </w:p>
+    <w:p>
+      <w:r>
+        <w:t>5.4. Расхождение расчёта заявляется в течение 3 календарных дней; явная ошибка исправляется независимо от пропуска срока.</w:t>
+      </w:r>
+    </w:p>
+    <w:p>
+      <w:r>
+        <w:t>5.5. Изменение комиссии сообщается минимум за 7 календарных дней и применяется только к доставкам, принятым после вступления новой редакции в силу.</w:t>
       </w:r>
     </w:p>
     <w:p>
@@ -177,22 +222,182 @@
         <w:pStyle w:val="Heading1"/>
       </w:pPr>
       <w:r>
-        <w:t>6. Срок, блокировка и споры</w:t>
+        <w:t>6. Ответственность за заказ и деньги</w:t>
       </w:r>
     </w:p>
     <w:p>
       <w:r>
-        <w:t xml:space="preserve">Водитель может прекратить работу после завершения активной доставки. Блокировка должна иметь основание и процедуру обжалования. После прекращения доступ и push удаляются; обязательные расчётные записи хранятся по закону. Применяется право РФ; обращения: </w:t>
+        <w:t>6.1. Ресторан отвечает за приготовление, состав, упаковку и передачу правильного заказа. Водитель отвечает за сохранность после получения и до вручения клиенту.</w:t>
+      </w:r>
+    </w:p>
+    <w:p>
+      <w:r>
+        <w:t>6.2. Если заказ утрачен, присвоен, передан неверному лицу или повреждён по вине водителя, водитель возмещает документально подтверждённый прямой ущерб в предусмотренном законом объёме.</w:t>
+      </w:r>
+    </w:p>
+    <w:p>
+      <w:r>
+        <w:t>6.3. Водитель отвечает за полученные от клиента или переданные ресторану деньги. Любое расхождение немедленно фиксируется в поддержке.</w:t>
+      </w:r>
+    </w:p>
+    <w:p>
+      <w:r>
+        <w:t>6.4. Водитель соблюдает правила дорожного движения, безопасности и условия перевозки. WayYaam не возмещает штрафы и ущерб из-за нарушения водителем обязательных правил.</w:t>
+      </w:r>
+    </w:p>
+    <w:p>
+      <w:pPr>
+        <w:pStyle w:val="Heading1"/>
+      </w:pPr>
+      <w:r>
+        <w:t>7. Персональные данные и геолокация</w:t>
+      </w:r>
+    </w:p>
+    <w:p>
+      <w:r>
+        <w:t>7.1. После назначения водитель получает имя, телефон, адрес, координаты, комментарий и необходимые сведения заказа. Они используются исключительно для текущей доставки и претензии по ней.</w:t>
+      </w:r>
+    </w:p>
+    <w:p>
+      <w:r>
+        <w:t>7.2. Запрещены копирование контактов, собственная реклама, общение после доставки без основания, публикация адреса и передача данных посторонним.</w:t>
+      </w:r>
+    </w:p>
+    <w:p>
+      <w:r>
+        <w:t>7.3. Геолокация может обрабатываться при включённом онлайн-режиме или активной доставке для назначения, маршрута и безопасности. Сейчас точка водителя клиенту не показывается. Показ на карте может быть включён только после обновления интерфейса, документов и требуемого согласия.</w:t>
+      </w:r>
+    </w:p>
+    <w:p>
+      <w:r>
+        <w:t xml:space="preserve">7.4. После выхода офлайн и завершения доставки текущий сбор прекращается. Об утрате телефона, чужом доступе или ошибочной отправке водитель сообщает на </w:t>
       </w:r>
       <w:r>
         <w:rPr>
           <w:rFonts w:ascii="Courier New" w:hAnsi="Courier New"/>
           <w:sz w:val="18"/>
         </w:rPr>
-        <w:t>studiacatalog@outlook.com</w:t>
+        <w:t>privacy@wayyaam.ru</w:t>
+      </w:r>
+      <w:r>
+        <w:t xml:space="preserve"> немедленно, но не позднее 2 часов.</w:t>
+      </w:r>
+    </w:p>
+    <w:p>
+      <w:pPr>
+        <w:pStyle w:val="Heading1"/>
+      </w:pPr>
+      <w:r>
+        <w:t>8. Проверка и блокировка</w:t>
+      </w:r>
+    </w:p>
+    <w:p>
+      <w:r>
+        <w:t>8.1. Основания проверки: присвоение денег или заказа, скрытое завышение цены, подмена личности, ложные сведения, передача аккаунта и обоснованные жалобы.</w:t>
+      </w:r>
+    </w:p>
+    <w:p>
+      <w:r>
+        <w:t>8.2. Сам факт жалобы не означает виновность. Оператор изучает сведения заказа, объяснения и доступные доказательства.</w:t>
+      </w:r>
+    </w:p>
+    <w:p>
+      <w:r>
+        <w:t>8.3. При подтверждении нарушения применяется предупреждение или блокировка на 3 календарных дня. При угрозе безопасности, мошенничестве или присвоении денег доступ может быть временно ограничен немедленно до проверки; при повторном или тяжёлом нарушении договор может быть прекращён.</w:t>
+      </w:r>
+    </w:p>
+    <w:p>
+      <w:r>
+        <w:t xml:space="preserve">8.4. Водитель вправе подать обращение на </w:t>
+      </w:r>
+      <w:r>
+        <w:rPr>
+          <w:rFonts w:ascii="Courier New" w:hAnsi="Courier New"/>
+          <w:sz w:val="18"/>
+        </w:rPr>
+        <w:t>support@wayyaam.ru</w:t>
+      </w:r>
+      <w:r>
+        <w:t xml:space="preserve"> и приложить доказательства. Решение по пересмотру сообщается после проверки без неоправданной задержки.</w:t>
+      </w:r>
+    </w:p>
+    <w:p>
+      <w:pPr>
+        <w:pStyle w:val="Heading1"/>
+      </w:pPr>
+      <w:r>
+        <w:t>9. Налоги и самостоятельность</w:t>
+      </w:r>
+    </w:p>
+    <w:p>
+      <w:r>
+        <w:t>9.1. Водитель самостоятельно определяет налоговый статус, учитывает доход и выдаёт обязательные чеки. WayYaam не является налоговым агентом или работодателем, если императивный закон не устанавливает иное.</w:t>
+      </w:r>
+    </w:p>
+    <w:p>
+      <w:r>
+        <w:t>9.2. Водитель самостоятельно несёт расходы на транспорт, связь, топливо, экипировку и обслуживание. Платформа не гарантирует минимального количества заявок или дохода.</w:t>
+      </w:r>
+    </w:p>
+    <w:p>
+      <w:pPr>
+        <w:pStyle w:val="Heading1"/>
+      </w:pPr>
+      <w:r>
+        <w:t>10. Срок и прекращение</w:t>
+      </w:r>
+    </w:p>
+    <w:p>
+      <w:r>
+        <w:t>10.1. Договор действует с акцепта бессрочно. Водитель может прекратить использование после завершения принятых доставок и расчётов.</w:t>
+      </w:r>
+    </w:p>
+    <w:p>
+      <w:r>
+        <w:t>10.2. После прекращения аккаунт, сессии, push-подписки, фотография и необязательные данные удаляются по применимому регламенту. Минимальные расчётные и спорные записи могут храниться установленный законом срок с ограниченным доступом.</w:t>
+      </w:r>
+    </w:p>
+    <w:p>
+      <w:pPr>
+        <w:pStyle w:val="Heading1"/>
+      </w:pPr>
+      <w:r>
+        <w:t>11. Обращения и споры</w:t>
+      </w:r>
+    </w:p>
+    <w:p>
+      <w:r>
+        <w:t xml:space="preserve">11.1. Поддержка и обжалование: </w:t>
+      </w:r>
+      <w:r>
+        <w:rPr>
+          <w:rFonts w:ascii="Courier New" w:hAnsi="Courier New"/>
+          <w:sz w:val="18"/>
+        </w:rPr>
+        <w:t>support@wayyaam.ru</w:t>
+      </w:r>
+      <w:r>
+        <w:t xml:space="preserve">. Персональные данные: </w:t>
+      </w:r>
+      <w:r>
+        <w:rPr>
+          <w:rFonts w:ascii="Courier New" w:hAnsi="Courier New"/>
+          <w:sz w:val="18"/>
+        </w:rPr>
+        <w:t>privacy@wayyaam.ru</w:t>
       </w:r>
       <w:r>
         <w:t>.</w:t>
+      </w:r>
+    </w:p>
+    <w:p>
+      <w:r>
+        <w:t>11.2. Претензия рассматривается в течение 14 календарных дней, если законом не установлен иной срок. По взаимному согласию возможно добровольное примирение через Муфтият; оно не ограничивает право на государственный суд.</w:t>
+      </w:r>
+    </w:p>
+    <w:p>
+      <w:r>
+        <w:t>11.3. Применяется законодательство Российской Федерации. Если соглашение о подсудности допустимо, спор рассматривается компетентным судом по месту жительства Оператора в Чеченской Республике.</w:t>
       </w:r>
     </w:p>
     <w:sectPr>
@@ -217,7 +422,7 @@
       <w:rPr>
         <w:sz w:val="16"/>
       </w:rPr>
-      <w:t>WayYaam · 1.0 · studiacatalog@outlook.com</w:t>
+      <w:t>WayYaam · 2.0 · privacy@wayyaam.ru</w:t>
     </w:r>
   </w:p>
 </w:ftr>

--- a/docs/legal/docx/10-driver-offer.docx
+++ b/docs/legal/docx/10-driver-offer.docx
@@ -30,7 +30,7 @@
         <w:t>Редакция:</w:t>
       </w:r>
       <w:r>
-        <w:t xml:space="preserve"> 2.0 от 6 августа 2026 года</w:t>
+        <w:t xml:space="preserve"> 3.0 от 18 августа 2026 года</w:t>
       </w:r>
     </w:p>
     <w:p>
@@ -422,7 +422,7 @@
       <w:rPr>
         <w:sz w:val="16"/>
       </w:rPr>
-      <w:t>WayYaam · 2.0 · privacy@wayyaam.ru</w:t>
+      <w:t>WayYaam · 3.0 · privacy@wayyaam.ru</w:t>
     </w:r>
   </w:p>
 </w:ftr>
@@ -792,11 +792,11 @@
     <w:qFormat/>
     <w:rsid w:val="00FC693F"/>
     <w:pPr>
-      <w:spacing w:after="120" w:line="264" w:lineRule="auto"/>
+      <w:spacing w:after="100" w:line="252" w:lineRule="auto"/>
     </w:pPr>
     <w:rPr>
       <w:rFonts w:ascii="Arial" w:hAnsi="Arial"/>
-      <w:sz w:val="21"/>
+      <w:sz w:val="20"/>
     </w:rPr>
   </w:style>
   <w:style w:type="paragraph" w:styleId="Header">
